--- a/published/ai-hs/04_technology_ai/08_planning/lab-protocols/08_planning-lab.docx
+++ b/published/ai-hs/04_technology_ai/08_planning/lab-protocols/08_planning-lab.docx
@@ -29,7 +29,7 @@
     </w:p>
     <w:p>
       <w:r>
-        <w:t>Define the Environment : Create a simple grid world or state space relevant to Hs.  Define the Agent : Specify the agent's generative model, focusing on Planning.  Simulation : Run the agent for 100 timesteps.  Perturbation : Introduce a specific challenge to Planning (e.g., increased noise, occlusion).  Analysis : Plot the Free Energy over time. Does the agent successfully adapt?   Discussion Requirements</w:t>
+        <w:t>Define the Environment : Create a simple grid world or state space relevant to High School.  Define the Agent : Specify the agent's generative model, focusing on Planning.  Simulation : Run the agent for 100 timesteps.  Perturbation : Introduce a specific challenge to Planning (e.g., increased noise, occlusion).  Analysis : Plot the Free Energy over time. Does the agent successfully adapt?   Discussion Requirements</w:t>
       </w:r>
     </w:p>
     <w:sectPr>
